--- a/docs/submission/administrative/word/05-health-data-analytics-collaboration-letter.docx
+++ b/docs/submission/administrative/word/05-health-data-analytics-collaboration-letter.docx
@@ -334,7 +334,7 @@
         <w:sz w:val="17"/>
         <w:szCs w:val="17"/>
       </w:rPr>
-      <w:t xml:space="preserve">NIH Nutrition Education Challenge | Draft for MGB review</w:t>
+      <w:t xml:space="preserve">NIH Nutrition Education Challenge | MGB administrative intake</w:t>
     </w:r>
   </w:p>
 </w:hdr>
